--- a/files/ADCB_Valuation_Study_10-07-2026_public.docx
+++ b/files/ADCB_Valuation_Study_10-07-2026_public.docx
@@ -1752,7 +1752,7 @@
           <w:color w:val="1C3A36"/>
           <w:sz w:val="30"/>
         </w:rPr>
-        <w:t>1. Valuation</w:t>
+        <w:t>§1  Fundamental valuation</w:t>
       </w:r>
     </w:p>
     <w:p>
@@ -1780,7 +1780,7 @@
           <w:color w:val="1C3A36"/>
           <w:sz w:val="21"/>
         </w:rPr>
-        <w:t>For a bank, deposits are an operating input, not a financing choice, so enterprise-value arithmetic is meaningless: everything discounts at the cost of equity. The DDM is primary because ADCB’s board has made distribution policy explicit — a progressive dividend, c.AED 25bn cumulative over the five-year plan — and because dividends are the one cash flow a minority shareholder actually receives. The schedule below runs the driver build of §1.6: payout glides from 38% to 33% as growth consumes capital, yet DPS still rises every year because earnings rise faster.</w:t>
+        <w:t>For a bank, deposits are an operating input, not a financing choice, so enterprise-value arithmetic is meaningless: everything discounts at the cost of equity. The DDM is primary because ADCB’s board has made distribution policy explicit — a progressive dividend, c.AED 25bn cumulative over the five-year plan — and because dividends are the one cash flow a minority shareholder actually receives. The schedule below runs the driver build of §1.7: payout glides from 38% to 33% as growth consumes capital, yet DPS still rises every year because earnings rise faster.</w:t>
       </w:r>
     </w:p>
     <w:tbl>
@@ -2863,7 +2863,7 @@
           <w:color w:val="1C3A36"/>
           <w:sz w:val="21"/>
         </w:rPr>
-        <w:t>The equity DCF asks not what the board chooses to pay, but what the business could pay after funding its own growth. It is built from the top line down. For a bank the top line — total revenue — is operating income: net interest income (the spread earned on loans funded by deposits) plus non-interest income (fees, cards, trade, treasury). From there the waterfall runs through costs, loan-loss provisions and tax to net profit, and then subtracts the one item a bank cannot avoid: the fresh equity it must retain each year to keep its capital ratio intact as its balance sheet grows. What remains is free cash flow to equity — genuinely distributable, whether or not it is actually paid out. Every line below is driven off the build in §1.6.</w:t>
+        <w:t>The equity DCF asks not what the board chooses to pay, but what the business could pay after funding its own growth. It is built from the top line down. For a bank the top line — total revenue — is operating income: net interest income (the spread earned on loans funded by deposits) plus non-interest income (fees, cards, trade, treasury). From there the waterfall runs through costs, loan-loss provisions and tax to net profit, and then subtracts the one item a bank cannot avoid: the fresh equity it must retain each year to keep its capital ratio intact as its balance sheet grows. What remains is free cash flow to equity — genuinely distributable, whether or not it is actually paid out. Every line below is driven off the build in §1.7.</w:t>
       </w:r>
     </w:p>
     <w:tbl>
@@ -5594,7 +5594,663 @@
           <w:color w:val="1C3A36"/>
           <w:sz w:val="24"/>
         </w:rPr>
-        <w:t>1.6  The driver build — how each assumption was set, then the machinery</w:t>
+        <w:t>1.6  Synthesis — weights and the football field</w:t>
+      </w:r>
+    </w:p>
+    <w:p>
+      <w:pPr>
+        <w:spacing w:after="120" w:before="0"/>
+      </w:pPr>
+      <w:r>
+        <w:rPr>
+          <w:b w:val="0"/>
+          <w:i w:val="0"/>
+          <w:color w:val="1C3A36"/>
+          <w:sz w:val="21"/>
+        </w:rPr>
+        <w:t>Weights reflect how much each lens can be trusted for a bank of this kind: the dividend model leads because ADCB’s distribution policy is explicit and board-committed; residual income and the equity DCF share the fundamental weight because they value the same excess-return engine two ways; the relative lens earns real weight because it is the only one anchored to prices the market is setting today; and the normalized through-cycle value keeps the whole set honest against a cyclical-earnings reading.</w:t>
+      </w:r>
+    </w:p>
+    <w:tbl>
+      <w:tblPr>
+        <w:tblW w:type="auto" w:w="0"/>
+        <w:jc w:val="center"/>
+        <w:tblLook w:firstColumn="1" w:firstRow="1" w:lastColumn="0" w:lastRow="0" w:noHBand="0" w:noVBand="1" w:val="04A0"/>
+        <w:tblLayout w:type="fixed"/>
+        <w:tblCellMar>
+          <w:top w:w="40" w:type="dxa"/>
+          <w:left w:w="90" w:type="dxa"/>
+          <w:bottom w:w="40" w:type="dxa"/>
+          <w:right w:w="90" w:type="dxa"/>
+        </w:tblCellMar>
+        <w:tblBorders>
+          <w:top w:val="single" w:sz="4" w:space="0" w:color="C9D4D1"/>
+          <w:left w:val="single" w:sz="4" w:space="0" w:color="C9D4D1"/>
+          <w:bottom w:val="single" w:sz="4" w:space="0" w:color="C9D4D1"/>
+          <w:right w:val="single" w:sz="4" w:space="0" w:color="C9D4D1"/>
+          <w:insideH w:val="single" w:sz="4" w:space="0" w:color="C9D4D1"/>
+          <w:insideV w:val="single" w:sz="4" w:space="0" w:color="C9D4D1"/>
+        </w:tblBorders>
+      </w:tblPr>
+      <w:tblGrid>
+        <w:gridCol w:w="2520"/>
+        <w:gridCol w:w="2520"/>
+        <w:gridCol w:w="2520"/>
+        <w:gridCol w:w="2520"/>
+      </w:tblGrid>
+      <w:tr>
+        <w:tc>
+          <w:tcPr>
+            <w:tcW w:type="dxa" w:w="2880"/>
+            <w:shd w:val="clear" w:color="auto" w:fill="EAF0EE"/>
+          </w:tcPr>
+          <w:p>
+            <w:pPr>
+              <w:spacing w:after="20"/>
+            </w:pPr>
+            <w:r>
+              <w:rPr>
+                <w:b/>
+                <w:color w:val="1C3A36"/>
+                <w:sz w:val="18"/>
+              </w:rPr>
+              <w:t>Lens</w:t>
+            </w:r>
+          </w:p>
+        </w:tc>
+        <w:tc>
+          <w:tcPr>
+            <w:tcW w:type="dxa" w:w="1872"/>
+            <w:shd w:val="clear" w:color="auto" w:fill="EAF0EE"/>
+          </w:tcPr>
+          <w:p>
+            <w:pPr>
+              <w:spacing w:after="20"/>
+            </w:pPr>
+            <w:r>
+              <w:rPr>
+                <w:b/>
+                <w:color w:val="1C3A36"/>
+                <w:sz w:val="18"/>
+              </w:rPr>
+              <w:t>Value (AED)</w:t>
+            </w:r>
+          </w:p>
+        </w:tc>
+        <w:tc>
+          <w:tcPr>
+            <w:tcW w:type="dxa" w:w="1440"/>
+            <w:shd w:val="clear" w:color="auto" w:fill="EAF0EE"/>
+          </w:tcPr>
+          <w:p>
+            <w:pPr>
+              <w:spacing w:after="20"/>
+            </w:pPr>
+            <w:r>
+              <w:rPr>
+                <w:b/>
+                <w:color w:val="1C3A36"/>
+                <w:sz w:val="18"/>
+              </w:rPr>
+              <w:t>Weight</w:t>
+            </w:r>
+          </w:p>
+        </w:tc>
+        <w:tc>
+          <w:tcPr>
+            <w:tcW w:type="dxa" w:w="2016"/>
+            <w:shd w:val="clear" w:color="auto" w:fill="EAF0EE"/>
+          </w:tcPr>
+          <w:p>
+            <w:pPr>
+              <w:spacing w:after="20"/>
+            </w:pPr>
+            <w:r>
+              <w:rPr>
+                <w:b/>
+                <w:color w:val="1C3A36"/>
+                <w:sz w:val="18"/>
+              </w:rPr>
+              <w:t>Contribution</w:t>
+            </w:r>
+          </w:p>
+        </w:tc>
+      </w:tr>
+      <w:tr>
+        <w:tc>
+          <w:tcPr>
+            <w:tcW w:type="dxa" w:w="2880"/>
+          </w:tcPr>
+          <w:p>
+            <w:pPr>
+              <w:spacing w:after="20"/>
+            </w:pPr>
+            <w:r>
+              <w:rPr>
+                <w:b/>
+                <w:color w:val="1C3A36"/>
+                <w:sz w:val="18"/>
+              </w:rPr>
+              <w:t>DDM (primary)</w:t>
+            </w:r>
+          </w:p>
+        </w:tc>
+        <w:tc>
+          <w:tcPr>
+            <w:tcW w:type="dxa" w:w="1872"/>
+          </w:tcPr>
+          <w:p>
+            <w:pPr>
+              <w:spacing w:after="20"/>
+              <w:jc w:val="right"/>
+            </w:pPr>
+            <w:r>
+              <w:rPr>
+                <w:color w:val="1C3A36"/>
+                <w:sz w:val="18"/>
+              </w:rPr>
+              <w:t>21.2</w:t>
+            </w:r>
+          </w:p>
+        </w:tc>
+        <w:tc>
+          <w:tcPr>
+            <w:tcW w:type="dxa" w:w="1440"/>
+          </w:tcPr>
+          <w:p>
+            <w:pPr>
+              <w:spacing w:after="20"/>
+              <w:jc w:val="right"/>
+            </w:pPr>
+            <w:r>
+              <w:rPr>
+                <w:color w:val="1C3A36"/>
+                <w:sz w:val="18"/>
+              </w:rPr>
+              <w:t>30%</w:t>
+            </w:r>
+          </w:p>
+        </w:tc>
+        <w:tc>
+          <w:tcPr>
+            <w:tcW w:type="dxa" w:w="2016"/>
+          </w:tcPr>
+          <w:p>
+            <w:pPr>
+              <w:spacing w:after="20"/>
+              <w:jc w:val="right"/>
+            </w:pPr>
+            <w:r>
+              <w:rPr>
+                <w:color w:val="1C3A36"/>
+                <w:sz w:val="18"/>
+              </w:rPr>
+              <w:t>6.36</w:t>
+            </w:r>
+          </w:p>
+        </w:tc>
+      </w:tr>
+      <w:tr>
+        <w:tc>
+          <w:tcPr>
+            <w:tcW w:type="dxa" w:w="2880"/>
+          </w:tcPr>
+          <w:p>
+            <w:pPr>
+              <w:spacing w:after="20"/>
+            </w:pPr>
+            <w:r>
+              <w:rPr>
+                <w:b/>
+                <w:color w:val="1C3A36"/>
+                <w:sz w:val="18"/>
+              </w:rPr>
+              <w:t>Residual income</w:t>
+            </w:r>
+          </w:p>
+        </w:tc>
+        <w:tc>
+          <w:tcPr>
+            <w:tcW w:type="dxa" w:w="1872"/>
+          </w:tcPr>
+          <w:p>
+            <w:pPr>
+              <w:spacing w:after="20"/>
+              <w:jc w:val="right"/>
+            </w:pPr>
+            <w:r>
+              <w:rPr>
+                <w:color w:val="1C3A36"/>
+                <w:sz w:val="18"/>
+              </w:rPr>
+              <w:t>22.7</w:t>
+            </w:r>
+          </w:p>
+        </w:tc>
+        <w:tc>
+          <w:tcPr>
+            <w:tcW w:type="dxa" w:w="1440"/>
+          </w:tcPr>
+          <w:p>
+            <w:pPr>
+              <w:spacing w:after="20"/>
+              <w:jc w:val="right"/>
+            </w:pPr>
+            <w:r>
+              <w:rPr>
+                <w:color w:val="1C3A36"/>
+                <w:sz w:val="18"/>
+              </w:rPr>
+              <w:t>20%</w:t>
+            </w:r>
+          </w:p>
+        </w:tc>
+        <w:tc>
+          <w:tcPr>
+            <w:tcW w:type="dxa" w:w="2016"/>
+          </w:tcPr>
+          <w:p>
+            <w:pPr>
+              <w:spacing w:after="20"/>
+              <w:jc w:val="right"/>
+            </w:pPr>
+            <w:r>
+              <w:rPr>
+                <w:color w:val="1C3A36"/>
+                <w:sz w:val="18"/>
+              </w:rPr>
+              <w:t>4.54</w:t>
+            </w:r>
+          </w:p>
+        </w:tc>
+      </w:tr>
+      <w:tr>
+        <w:tc>
+          <w:tcPr>
+            <w:tcW w:type="dxa" w:w="2880"/>
+          </w:tcPr>
+          <w:p>
+            <w:pPr>
+              <w:spacing w:after="20"/>
+            </w:pPr>
+            <w:r>
+              <w:rPr>
+                <w:b/>
+                <w:color w:val="1C3A36"/>
+                <w:sz w:val="18"/>
+              </w:rPr>
+              <w:t>FCFE (equity DCF)</w:t>
+            </w:r>
+          </w:p>
+        </w:tc>
+        <w:tc>
+          <w:tcPr>
+            <w:tcW w:type="dxa" w:w="1872"/>
+          </w:tcPr>
+          <w:p>
+            <w:pPr>
+              <w:spacing w:after="20"/>
+              <w:jc w:val="right"/>
+            </w:pPr>
+            <w:r>
+              <w:rPr>
+                <w:color w:val="1C3A36"/>
+                <w:sz w:val="18"/>
+              </w:rPr>
+              <w:t>23.3</w:t>
+            </w:r>
+          </w:p>
+        </w:tc>
+        <w:tc>
+          <w:tcPr>
+            <w:tcW w:type="dxa" w:w="1440"/>
+          </w:tcPr>
+          <w:p>
+            <w:pPr>
+              <w:spacing w:after="20"/>
+              <w:jc w:val="right"/>
+            </w:pPr>
+            <w:r>
+              <w:rPr>
+                <w:color w:val="1C3A36"/>
+                <w:sz w:val="18"/>
+              </w:rPr>
+              <w:t>15%</w:t>
+            </w:r>
+          </w:p>
+        </w:tc>
+        <w:tc>
+          <w:tcPr>
+            <w:tcW w:type="dxa" w:w="2016"/>
+          </w:tcPr>
+          <w:p>
+            <w:pPr>
+              <w:spacing w:after="20"/>
+              <w:jc w:val="right"/>
+            </w:pPr>
+            <w:r>
+              <w:rPr>
+                <w:color w:val="1C3A36"/>
+                <w:sz w:val="18"/>
+              </w:rPr>
+              <w:t>3.50</w:t>
+            </w:r>
+          </w:p>
+        </w:tc>
+      </w:tr>
+      <w:tr>
+        <w:tc>
+          <w:tcPr>
+            <w:tcW w:type="dxa" w:w="2880"/>
+          </w:tcPr>
+          <w:p>
+            <w:pPr>
+              <w:spacing w:after="20"/>
+            </w:pPr>
+            <w:r>
+              <w:rPr>
+                <w:b/>
+                <w:color w:val="1C3A36"/>
+                <w:sz w:val="18"/>
+              </w:rPr>
+              <w:t>Relative multiples</w:t>
+            </w:r>
+          </w:p>
+        </w:tc>
+        <w:tc>
+          <w:tcPr>
+            <w:tcW w:type="dxa" w:w="1872"/>
+          </w:tcPr>
+          <w:p>
+            <w:pPr>
+              <w:spacing w:after="20"/>
+              <w:jc w:val="right"/>
+            </w:pPr>
+            <w:r>
+              <w:rPr>
+                <w:color w:val="1C3A36"/>
+                <w:sz w:val="18"/>
+              </w:rPr>
+              <w:t>15.9</w:t>
+            </w:r>
+          </w:p>
+        </w:tc>
+        <w:tc>
+          <w:tcPr>
+            <w:tcW w:type="dxa" w:w="1440"/>
+          </w:tcPr>
+          <w:p>
+            <w:pPr>
+              <w:spacing w:after="20"/>
+              <w:jc w:val="right"/>
+            </w:pPr>
+            <w:r>
+              <w:rPr>
+                <w:color w:val="1C3A36"/>
+                <w:sz w:val="18"/>
+              </w:rPr>
+              <w:t>20%</w:t>
+            </w:r>
+          </w:p>
+        </w:tc>
+        <w:tc>
+          <w:tcPr>
+            <w:tcW w:type="dxa" w:w="2016"/>
+          </w:tcPr>
+          <w:p>
+            <w:pPr>
+              <w:spacing w:after="20"/>
+              <w:jc w:val="right"/>
+            </w:pPr>
+            <w:r>
+              <w:rPr>
+                <w:color w:val="1C3A36"/>
+                <w:sz w:val="18"/>
+              </w:rPr>
+              <w:t>3.18</w:t>
+            </w:r>
+          </w:p>
+        </w:tc>
+      </w:tr>
+      <w:tr>
+        <w:tc>
+          <w:tcPr>
+            <w:tcW w:type="dxa" w:w="2880"/>
+          </w:tcPr>
+          <w:p>
+            <w:pPr>
+              <w:spacing w:after="20"/>
+            </w:pPr>
+            <w:r>
+              <w:rPr>
+                <w:b/>
+                <w:color w:val="1C3A36"/>
+                <w:sz w:val="18"/>
+              </w:rPr>
+              <w:t>Normalized value (through-cycle)</w:t>
+            </w:r>
+          </w:p>
+        </w:tc>
+        <w:tc>
+          <w:tcPr>
+            <w:tcW w:type="dxa" w:w="1872"/>
+          </w:tcPr>
+          <w:p>
+            <w:pPr>
+              <w:spacing w:after="20"/>
+              <w:jc w:val="right"/>
+            </w:pPr>
+            <w:r>
+              <w:rPr>
+                <w:color w:val="1C3A36"/>
+                <w:sz w:val="18"/>
+              </w:rPr>
+              <w:t>14.3</w:t>
+            </w:r>
+          </w:p>
+        </w:tc>
+        <w:tc>
+          <w:tcPr>
+            <w:tcW w:type="dxa" w:w="1440"/>
+          </w:tcPr>
+          <w:p>
+            <w:pPr>
+              <w:spacing w:after="20"/>
+              <w:jc w:val="right"/>
+            </w:pPr>
+            <w:r>
+              <w:rPr>
+                <w:color w:val="1C3A36"/>
+                <w:sz w:val="18"/>
+              </w:rPr>
+              <w:t>15%</w:t>
+            </w:r>
+          </w:p>
+        </w:tc>
+        <w:tc>
+          <w:tcPr>
+            <w:tcW w:type="dxa" w:w="2016"/>
+          </w:tcPr>
+          <w:p>
+            <w:pPr>
+              <w:spacing w:after="20"/>
+              <w:jc w:val="right"/>
+            </w:pPr>
+            <w:r>
+              <w:rPr>
+                <w:color w:val="1C3A36"/>
+                <w:sz w:val="18"/>
+              </w:rPr>
+              <w:t>2.15</w:t>
+            </w:r>
+          </w:p>
+        </w:tc>
+      </w:tr>
+      <w:tr>
+        <w:tc>
+          <w:tcPr>
+            <w:tcW w:type="dxa" w:w="2880"/>
+            <w:shd w:val="clear" w:color="auto" w:fill="F6F1E6"/>
+          </w:tcPr>
+          <w:p>
+            <w:pPr>
+              <w:spacing w:after="20"/>
+            </w:pPr>
+            <w:r>
+              <w:rPr>
+                <w:b/>
+                <w:color w:val="1C3A36"/>
+                <w:sz w:val="18"/>
+              </w:rPr>
+              <w:t>Weighted central</w:t>
+            </w:r>
+          </w:p>
+        </w:tc>
+        <w:tc>
+          <w:tcPr>
+            <w:tcW w:type="dxa" w:w="1872"/>
+            <w:shd w:val="clear" w:color="auto" w:fill="F6F1E6"/>
+          </w:tcPr>
+          <w:p>
+            <w:pPr>
+              <w:spacing w:after="20"/>
+              <w:jc w:val="right"/>
+            </w:pPr>
+            <w:r>
+              <w:rPr>
+                <w:b/>
+                <w:color w:val="1C3A36"/>
+                <w:sz w:val="18"/>
+              </w:rPr>
+            </w:r>
+          </w:p>
+        </w:tc>
+        <w:tc>
+          <w:tcPr>
+            <w:tcW w:type="dxa" w:w="1440"/>
+            <w:shd w:val="clear" w:color="auto" w:fill="F6F1E6"/>
+          </w:tcPr>
+          <w:p>
+            <w:pPr>
+              <w:spacing w:after="20"/>
+              <w:jc w:val="right"/>
+            </w:pPr>
+            <w:r>
+              <w:rPr>
+                <w:b/>
+                <w:color w:val="1C3A36"/>
+                <w:sz w:val="18"/>
+              </w:rPr>
+            </w:r>
+          </w:p>
+        </w:tc>
+        <w:tc>
+          <w:tcPr>
+            <w:tcW w:type="dxa" w:w="2016"/>
+            <w:shd w:val="clear" w:color="auto" w:fill="F6F1E6"/>
+          </w:tcPr>
+          <w:p>
+            <w:pPr>
+              <w:spacing w:after="20"/>
+              <w:jc w:val="right"/>
+            </w:pPr>
+            <w:r>
+              <w:rPr>
+                <w:b/>
+                <w:color w:val="1C3A36"/>
+                <w:sz w:val="18"/>
+              </w:rPr>
+              <w:t>19.7</w:t>
+            </w:r>
+          </w:p>
+        </w:tc>
+      </w:tr>
+    </w:tbl>
+    <w:p>
+      <w:pPr>
+        <w:spacing w:after="40"/>
+      </w:pPr>
+    </w:p>
+    <w:p>
+      <w:pPr>
+        <w:spacing w:after="120" w:before="0"/>
+      </w:pPr>
+      <w:r>
+        <w:rPr>
+          <w:b w:val="0"/>
+          <w:i w:val="0"/>
+          <w:color w:val="1C3A36"/>
+          <w:sz w:val="21"/>
+        </w:rPr>
+        <w:t>The DCF family (21–23) and the market family (11–16) do not overlap — so they are not blended into a single point estimate dressed up as precision. The weighted central of AED 19.7 is a probability-weighted statement across regimes: it says the strategy-delivery world is more likely than the priced-in world, not that the truth lies politely in between.</w:t>
+      </w:r>
+    </w:p>
+    <w:p>
+      <w:pPr>
+        <w:spacing w:after="40"/>
+        <w:jc w:val="center"/>
+      </w:pPr>
+      <w:r>
+        <w:drawing>
+          <wp:inline xmlns:a="http://schemas.openxmlformats.org/drawingml/2006/main" xmlns:pic="http://schemas.openxmlformats.org/drawingml/2006/picture">
+            <wp:extent cx="6217920" cy="2426506"/>
+            <wp:docPr id="1" name="Picture 1"/>
+            <wp:cNvGraphicFramePr>
+              <a:graphicFrameLocks noChangeAspect="1"/>
+            </wp:cNvGraphicFramePr>
+            <a:graphic>
+              <a:graphicData uri="http://schemas.openxmlformats.org/drawingml/2006/picture">
+                <pic:pic>
+                  <pic:nvPicPr>
+                    <pic:cNvPr id="0" name="fig9_field.png"/>
+                    <pic:cNvPicPr/>
+                  </pic:nvPicPr>
+                  <pic:blipFill>
+                    <a:blip r:embed="rId9"/>
+                    <a:stretch>
+                      <a:fillRect/>
+                    </a:stretch>
+                  </pic:blipFill>
+                  <pic:spPr>
+                    <a:xfrm>
+                      <a:off x="0" y="0"/>
+                      <a:ext cx="6217920" cy="2426506"/>
+                    </a:xfrm>
+                    <a:prstGeom prst="rect"/>
+                  </pic:spPr>
+                </pic:pic>
+              </a:graphicData>
+            </a:graphic>
+          </wp:inline>
+        </w:drawing>
+      </w:r>
+    </w:p>
+    <w:p>
+      <w:pPr>
+        <w:spacing w:after="200" w:before="0"/>
+      </w:pPr>
+      <w:r>
+        <w:rPr>
+          <w:b w:val="0"/>
+          <w:i/>
+          <w:color w:val="6E7B77"/>
+          <w:sz w:val="17"/>
+        </w:rPr>
+        <w:t>Figure 9 — Five lenses versus spot. The gold span marks the full lens range; the dashed line is the weighted central (AED 19.7); spot in red. The relative lens sitting on top of spot is the market saying "prove it."</w:t>
+      </w:r>
+    </w:p>
+    <w:p>
+      <w:pPr>
+        <w:spacing w:after="80" w:before="200"/>
+      </w:pPr>
+      <w:r>
+        <w:rPr>
+          <w:b/>
+          <w:i w:val="0"/>
+          <w:color w:val="1C3A36"/>
+          <w:sz w:val="24"/>
+        </w:rPr>
+        <w:t>1.7  The driver build — how each assumption was set, then the machinery</w:t>
       </w:r>
     </w:p>
     <w:p>
@@ -7465,7 +8121,7 @@
         <w:drawing>
           <wp:inline xmlns:a="http://schemas.openxmlformats.org/drawingml/2006/main" xmlns:pic="http://schemas.openxmlformats.org/drawingml/2006/picture">
             <wp:extent cx="6126480" cy="2390822"/>
-            <wp:docPr id="1" name="Picture 1"/>
+            <wp:docPr id="2" name="Picture 2"/>
             <wp:cNvGraphicFramePr>
               <a:graphicFrameLocks noChangeAspect="1"/>
             </wp:cNvGraphicFramePr>
@@ -7477,7 +8133,7 @@
                     <pic:cNvPicPr/>
                   </pic:nvPicPr>
                   <pic:blipFill>
-                    <a:blip r:embed="rId9"/>
+                    <a:blip r:embed="rId10"/>
                     <a:stretch>
                       <a:fillRect/>
                     </a:stretch>
@@ -7519,7 +8175,7 @@
         <w:drawing>
           <wp:inline xmlns:a="http://schemas.openxmlformats.org/drawingml/2006/main" xmlns:pic="http://schemas.openxmlformats.org/drawingml/2006/picture">
             <wp:extent cx="6126480" cy="2241395"/>
-            <wp:docPr id="2" name="Picture 2"/>
+            <wp:docPr id="3" name="Picture 3"/>
             <wp:cNvGraphicFramePr>
               <a:graphicFrameLocks noChangeAspect="1"/>
             </wp:cNvGraphicFramePr>
@@ -7531,7 +8187,7 @@
                     <pic:cNvPicPr/>
                   </pic:nvPicPr>
                   <pic:blipFill>
-                    <a:blip r:embed="rId10"/>
+                    <a:blip r:embed="rId11"/>
                     <a:stretch>
                       <a:fillRect/>
                     </a:stretch>
@@ -7573,7 +8229,7 @@
         <w:drawing>
           <wp:inline xmlns:a="http://schemas.openxmlformats.org/drawingml/2006/main" xmlns:pic="http://schemas.openxmlformats.org/drawingml/2006/picture">
             <wp:extent cx="6126480" cy="2241395"/>
-            <wp:docPr id="3" name="Picture 3"/>
+            <wp:docPr id="4" name="Picture 4"/>
             <wp:cNvGraphicFramePr>
               <a:graphicFrameLocks noChangeAspect="1"/>
             </wp:cNvGraphicFramePr>
@@ -7585,7 +8241,7 @@
                     <pic:cNvPicPr/>
                   </pic:nvPicPr>
                   <pic:blipFill>
-                    <a:blip r:embed="rId11"/>
+                    <a:blip r:embed="rId12"/>
                     <a:stretch>
                       <a:fillRect/>
                     </a:stretch>
@@ -7620,16 +8276,30 @@
     </w:p>
     <w:p>
       <w:pPr>
-        <w:spacing w:after="80" w:before="200"/>
+        <w:spacing w:after="120" w:before="0"/>
+      </w:pPr>
+      <w:r>
+        <w:rPr>
+          <w:b w:val="0"/>
+          <w:i w:val="0"/>
+          <w:color w:val="1C3A36"/>
+          <w:sz w:val="21"/>
+        </w:rPr>
+        <w:t>The bank also runs four disclosed lines plus two subsidiaries: Corporate &amp; Investment Banking, Retail, Treasury &amp; Investments and Private Banking split Q1’26 operating income roughly 36/33/25/6%; Al Hilal Bank (Islamic banking) is folded into these on a product basis, not broken out separately, and ADCB Egypt contributed a Q1’26 net profit of EGP 1.1bn (RoE 24%) — about 1% of group profit, immaterial to the AED model but growing faster than the core. Full segment detail is in the companion Excel’s Segments sheet.</w:t>
+      </w:r>
+    </w:p>
+    <w:p>
+      <w:pPr>
+        <w:spacing w:after="60" w:before="160"/>
       </w:pPr>
       <w:r>
         <w:rPr>
           <w:b/>
           <w:i w:val="0"/>
           <w:color w:val="1C3A36"/>
-          <w:sz w:val="24"/>
+          <w:sz w:val="21"/>
         </w:rPr>
-        <w:t>1.7  Synthesis — weights and the football field</w:t>
+        <w:t>DuPont — the anatomy of the 16%–ROE reads: margin and efficiency, not leverage</w:t>
       </w:r>
     </w:p>
     <w:p>
@@ -7643,7 +8313,7 @@
           <w:color w:val="1C3A36"/>
           <w:sz w:val="21"/>
         </w:rPr>
-        <w:t>Weights reflect how much each lens can be trusted for a bank of this kind: the dividend model leads because ADCB’s distribution policy is explicit and board-committed; residual income and the equity DCF share the fundamental weight because they value the same excess-return engine two ways; the relative lens earns real weight because it is the only one anchored to prices the market is setting today; and the normalized through-cycle value keeps the whole set honest against a cyclical-earnings reading.</w:t>
+        <w:t>The protocol calls for a DuPont decomposition on every bank study so a reader can see whether a projected ROE comes from genuine operating quality or from balance-sheet leverage. Decomposed to average assets, ADCB’s FY26E return on average assets of 1.65% comes almost entirely from the operating income line (NII 1.93% plus fees 1.00% of assets) net of a lean cost base (opex 0.79% of assets) and a modest credit charge (0.29% of assets) — not from a rising equity multiplier. The leverage line (avg assets ÷ avg common equity, ~10.1× in FY26E, easing to ~9.9× by FY30E) is held essentially flat by the CET1 floor across the whole forecast, so when ROE glides from 16.6% toward 16.4% it is doing so on RoAA holding almost exactly flat (1.65% both years) while the mix shifts slightly toward fee income, not on the bank taking on more balance-sheet risk per dollar of equity. That is the answer to the question a DuPont table exists to ask.</w:t>
       </w:r>
     </w:p>
     <w:tbl>
@@ -7668,15 +8338,14 @@
         </w:tblBorders>
       </w:tblPr>
       <w:tblGrid>
-        <w:gridCol w:w="2520"/>
-        <w:gridCol w:w="2520"/>
-        <w:gridCol w:w="2520"/>
-        <w:gridCol w:w="2520"/>
+        <w:gridCol w:w="3360"/>
+        <w:gridCol w:w="3360"/>
+        <w:gridCol w:w="3360"/>
       </w:tblGrid>
       <w:tr>
         <w:tc>
           <w:tcPr>
-            <w:tcW w:type="dxa" w:w="2880"/>
+            <w:tcW w:type="dxa" w:w="4176"/>
             <w:shd w:val="clear" w:color="auto" w:fill="EAF0EE"/>
           </w:tcPr>
           <w:p>
@@ -7687,15 +8356,15 @@
               <w:rPr>
                 <w:b/>
                 <w:color w:val="1C3A36"/>
-                <w:sz w:val="18"/>
-              </w:rPr>
-              <w:t>Lens</w:t>
-            </w:r>
-          </w:p>
-        </w:tc>
-        <w:tc>
-          <w:tcPr>
-            <w:tcW w:type="dxa" w:w="1872"/>
+                <w:sz w:val="17"/>
+              </w:rPr>
+              <w:t>DuPont — RoAA decomposition</w:t>
+            </w:r>
+          </w:p>
+        </w:tc>
+        <w:tc>
+          <w:tcPr>
+            <w:tcW w:type="dxa" w:w="1656"/>
             <w:shd w:val="clear" w:color="auto" w:fill="EAF0EE"/>
           </w:tcPr>
           <w:p>
@@ -7706,15 +8375,15 @@
               <w:rPr>
                 <w:b/>
                 <w:color w:val="1C3A36"/>
-                <w:sz w:val="18"/>
-              </w:rPr>
-              <w:t>Value (AED)</w:t>
-            </w:r>
-          </w:p>
-        </w:tc>
-        <w:tc>
-          <w:tcPr>
-            <w:tcW w:type="dxa" w:w="1440"/>
+                <w:sz w:val="17"/>
+              </w:rPr>
+              <w:t>FY26E</w:t>
+            </w:r>
+          </w:p>
+        </w:tc>
+        <w:tc>
+          <w:tcPr>
+            <w:tcW w:type="dxa" w:w="1656"/>
             <w:shd w:val="clear" w:color="auto" w:fill="EAF0EE"/>
           </w:tcPr>
           <w:p>
@@ -7725,28 +8394,9 @@
               <w:rPr>
                 <w:b/>
                 <w:color w:val="1C3A36"/>
-                <w:sz w:val="18"/>
-              </w:rPr>
-              <w:t>Weight</w:t>
-            </w:r>
-          </w:p>
-        </w:tc>
-        <w:tc>
-          <w:tcPr>
-            <w:tcW w:type="dxa" w:w="2016"/>
-            <w:shd w:val="clear" w:color="auto" w:fill="EAF0EE"/>
-          </w:tcPr>
-          <w:p>
-            <w:pPr>
-              <w:spacing w:after="20"/>
-            </w:pPr>
-            <w:r>
-              <w:rPr>
-                <w:b/>
-                <w:color w:val="1C3A36"/>
-                <w:sz w:val="18"/>
-              </w:rPr>
-              <w:t>Contribution</w:t>
+                <w:sz w:val="17"/>
+              </w:rPr>
+              <w:t>FY30E</w:t>
             </w:r>
           </w:p>
         </w:tc>
@@ -7754,7 +8404,7 @@
       <w:tr>
         <w:tc>
           <w:tcPr>
-            <w:tcW w:type="dxa" w:w="2880"/>
+            <w:tcW w:type="dxa" w:w="4176"/>
           </w:tcPr>
           <w:p>
             <w:pPr>
@@ -7764,63 +8414,45 @@
               <w:rPr>
                 <w:b/>
                 <w:color w:val="1C3A36"/>
-                <w:sz w:val="18"/>
-              </w:rPr>
-              <w:t>DDM (primary)</w:t>
-            </w:r>
-          </w:p>
-        </w:tc>
-        <w:tc>
-          <w:tcPr>
-            <w:tcW w:type="dxa" w:w="1872"/>
-          </w:tcPr>
-          <w:p>
-            <w:pPr>
-              <w:spacing w:after="20"/>
-              <w:jc w:val="right"/>
-            </w:pPr>
-            <w:r>
-              <w:rPr>
-                <w:color w:val="1C3A36"/>
-                <w:sz w:val="18"/>
-              </w:rPr>
-              <w:t>21.2</w:t>
-            </w:r>
-          </w:p>
-        </w:tc>
-        <w:tc>
-          <w:tcPr>
-            <w:tcW w:type="dxa" w:w="1440"/>
-          </w:tcPr>
-          <w:p>
-            <w:pPr>
-              <w:spacing w:after="20"/>
-              <w:jc w:val="right"/>
-            </w:pPr>
-            <w:r>
-              <w:rPr>
-                <w:color w:val="1C3A36"/>
-                <w:sz w:val="18"/>
-              </w:rPr>
-              <w:t>30%</w:t>
-            </w:r>
-          </w:p>
-        </w:tc>
-        <w:tc>
-          <w:tcPr>
-            <w:tcW w:type="dxa" w:w="2016"/>
-          </w:tcPr>
-          <w:p>
-            <w:pPr>
-              <w:spacing w:after="20"/>
-              <w:jc w:val="right"/>
-            </w:pPr>
-            <w:r>
-              <w:rPr>
-                <w:color w:val="1C3A36"/>
-                <w:sz w:val="18"/>
-              </w:rPr>
-              <w:t>6.36</w:t>
+                <w:sz w:val="17"/>
+              </w:rPr>
+              <w:t>Net interest income / avg assets</w:t>
+            </w:r>
+          </w:p>
+        </w:tc>
+        <w:tc>
+          <w:tcPr>
+            <w:tcW w:type="dxa" w:w="1656"/>
+          </w:tcPr>
+          <w:p>
+            <w:pPr>
+              <w:spacing w:after="20"/>
+              <w:jc w:val="right"/>
+            </w:pPr>
+            <w:r>
+              <w:rPr>
+                <w:color w:val="1C3A36"/>
+                <w:sz w:val="17"/>
+              </w:rPr>
+              <w:t>1.93%</w:t>
+            </w:r>
+          </w:p>
+        </w:tc>
+        <w:tc>
+          <w:tcPr>
+            <w:tcW w:type="dxa" w:w="1656"/>
+          </w:tcPr>
+          <w:p>
+            <w:pPr>
+              <w:spacing w:after="20"/>
+              <w:jc w:val="right"/>
+            </w:pPr>
+            <w:r>
+              <w:rPr>
+                <w:color w:val="1C3A36"/>
+                <w:sz w:val="17"/>
+              </w:rPr>
+              <w:t>1.95%</w:t>
             </w:r>
           </w:p>
         </w:tc>
@@ -7828,7 +8460,7 @@
       <w:tr>
         <w:tc>
           <w:tcPr>
-            <w:tcW w:type="dxa" w:w="2880"/>
+            <w:tcW w:type="dxa" w:w="4176"/>
           </w:tcPr>
           <w:p>
             <w:pPr>
@@ -7838,63 +8470,45 @@
               <w:rPr>
                 <w:b/>
                 <w:color w:val="1C3A36"/>
-                <w:sz w:val="18"/>
-              </w:rPr>
-              <w:t>Residual income</w:t>
-            </w:r>
-          </w:p>
-        </w:tc>
-        <w:tc>
-          <w:tcPr>
-            <w:tcW w:type="dxa" w:w="1872"/>
-          </w:tcPr>
-          <w:p>
-            <w:pPr>
-              <w:spacing w:after="20"/>
-              <w:jc w:val="right"/>
-            </w:pPr>
-            <w:r>
-              <w:rPr>
-                <w:color w:val="1C3A36"/>
-                <w:sz w:val="18"/>
-              </w:rPr>
-              <w:t>22.7</w:t>
-            </w:r>
-          </w:p>
-        </w:tc>
-        <w:tc>
-          <w:tcPr>
-            <w:tcW w:type="dxa" w:w="1440"/>
-          </w:tcPr>
-          <w:p>
-            <w:pPr>
-              <w:spacing w:after="20"/>
-              <w:jc w:val="right"/>
-            </w:pPr>
-            <w:r>
-              <w:rPr>
-                <w:color w:val="1C3A36"/>
-                <w:sz w:val="18"/>
-              </w:rPr>
-              <w:t>20%</w:t>
-            </w:r>
-          </w:p>
-        </w:tc>
-        <w:tc>
-          <w:tcPr>
-            <w:tcW w:type="dxa" w:w="2016"/>
-          </w:tcPr>
-          <w:p>
-            <w:pPr>
-              <w:spacing w:after="20"/>
-              <w:jc w:val="right"/>
-            </w:pPr>
-            <w:r>
-              <w:rPr>
-                <w:color w:val="1C3A36"/>
-                <w:sz w:val="18"/>
-              </w:rPr>
-              <w:t>4.54</w:t>
+                <w:sz w:val="17"/>
+              </w:rPr>
+              <w:t>+ Non-interest income / avg assets</w:t>
+            </w:r>
+          </w:p>
+        </w:tc>
+        <w:tc>
+          <w:tcPr>
+            <w:tcW w:type="dxa" w:w="1656"/>
+          </w:tcPr>
+          <w:p>
+            <w:pPr>
+              <w:spacing w:after="20"/>
+              <w:jc w:val="right"/>
+            </w:pPr>
+            <w:r>
+              <w:rPr>
+                <w:color w:val="1C3A36"/>
+                <w:sz w:val="17"/>
+              </w:rPr>
+              <w:t>1.00%</w:t>
+            </w:r>
+          </w:p>
+        </w:tc>
+        <w:tc>
+          <w:tcPr>
+            <w:tcW w:type="dxa" w:w="1656"/>
+          </w:tcPr>
+          <w:p>
+            <w:pPr>
+              <w:spacing w:after="20"/>
+              <w:jc w:val="right"/>
+            </w:pPr>
+            <w:r>
+              <w:rPr>
+                <w:color w:val="1C3A36"/>
+                <w:sz w:val="17"/>
+              </w:rPr>
+              <w:t>0.94%</w:t>
             </w:r>
           </w:p>
         </w:tc>
@@ -7902,7 +8516,7 @@
       <w:tr>
         <w:tc>
           <w:tcPr>
-            <w:tcW w:type="dxa" w:w="2880"/>
+            <w:tcW w:type="dxa" w:w="4176"/>
           </w:tcPr>
           <w:p>
             <w:pPr>
@@ -7912,63 +8526,45 @@
               <w:rPr>
                 <w:b/>
                 <w:color w:val="1C3A36"/>
-                <w:sz w:val="18"/>
-              </w:rPr>
-              <w:t>FCFE (equity DCF)</w:t>
-            </w:r>
-          </w:p>
-        </w:tc>
-        <w:tc>
-          <w:tcPr>
-            <w:tcW w:type="dxa" w:w="1872"/>
-          </w:tcPr>
-          <w:p>
-            <w:pPr>
-              <w:spacing w:after="20"/>
-              <w:jc w:val="right"/>
-            </w:pPr>
-            <w:r>
-              <w:rPr>
-                <w:color w:val="1C3A36"/>
-                <w:sz w:val="18"/>
-              </w:rPr>
-              <w:t>23.3</w:t>
-            </w:r>
-          </w:p>
-        </w:tc>
-        <w:tc>
-          <w:tcPr>
-            <w:tcW w:type="dxa" w:w="1440"/>
-          </w:tcPr>
-          <w:p>
-            <w:pPr>
-              <w:spacing w:after="20"/>
-              <w:jc w:val="right"/>
-            </w:pPr>
-            <w:r>
-              <w:rPr>
-                <w:color w:val="1C3A36"/>
-                <w:sz w:val="18"/>
-              </w:rPr>
-              <w:t>15%</w:t>
-            </w:r>
-          </w:p>
-        </w:tc>
-        <w:tc>
-          <w:tcPr>
-            <w:tcW w:type="dxa" w:w="2016"/>
-          </w:tcPr>
-          <w:p>
-            <w:pPr>
-              <w:spacing w:after="20"/>
-              <w:jc w:val="right"/>
-            </w:pPr>
-            <w:r>
-              <w:rPr>
-                <w:color w:val="1C3A36"/>
-                <w:sz w:val="18"/>
-              </w:rPr>
-              <w:t>3.50</w:t>
+                <w:sz w:val="17"/>
+              </w:rPr>
+              <w:t>− Operating expense / avg assets</w:t>
+            </w:r>
+          </w:p>
+        </w:tc>
+        <w:tc>
+          <w:tcPr>
+            <w:tcW w:type="dxa" w:w="1656"/>
+          </w:tcPr>
+          <w:p>
+            <w:pPr>
+              <w:spacing w:after="20"/>
+              <w:jc w:val="right"/>
+            </w:pPr>
+            <w:r>
+              <w:rPr>
+                <w:color w:val="1C3A36"/>
+                <w:sz w:val="17"/>
+              </w:rPr>
+              <w:t>(0.79%)</w:t>
+            </w:r>
+          </w:p>
+        </w:tc>
+        <w:tc>
+          <w:tcPr>
+            <w:tcW w:type="dxa" w:w="1656"/>
+          </w:tcPr>
+          <w:p>
+            <w:pPr>
+              <w:spacing w:after="20"/>
+              <w:jc w:val="right"/>
+            </w:pPr>
+            <w:r>
+              <w:rPr>
+                <w:color w:val="1C3A36"/>
+                <w:sz w:val="17"/>
+              </w:rPr>
+              <w:t>(0.71%)</w:t>
             </w:r>
           </w:p>
         </w:tc>
@@ -7976,7 +8572,7 @@
       <w:tr>
         <w:tc>
           <w:tcPr>
-            <w:tcW w:type="dxa" w:w="2880"/>
+            <w:tcW w:type="dxa" w:w="4176"/>
           </w:tcPr>
           <w:p>
             <w:pPr>
@@ -7986,63 +8582,45 @@
               <w:rPr>
                 <w:b/>
                 <w:color w:val="1C3A36"/>
-                <w:sz w:val="18"/>
-              </w:rPr>
-              <w:t>Relative multiples</w:t>
-            </w:r>
-          </w:p>
-        </w:tc>
-        <w:tc>
-          <w:tcPr>
-            <w:tcW w:type="dxa" w:w="1872"/>
-          </w:tcPr>
-          <w:p>
-            <w:pPr>
-              <w:spacing w:after="20"/>
-              <w:jc w:val="right"/>
-            </w:pPr>
-            <w:r>
-              <w:rPr>
-                <w:color w:val="1C3A36"/>
-                <w:sz w:val="18"/>
-              </w:rPr>
-              <w:t>15.9</w:t>
-            </w:r>
-          </w:p>
-        </w:tc>
-        <w:tc>
-          <w:tcPr>
-            <w:tcW w:type="dxa" w:w="1440"/>
-          </w:tcPr>
-          <w:p>
-            <w:pPr>
-              <w:spacing w:after="20"/>
-              <w:jc w:val="right"/>
-            </w:pPr>
-            <w:r>
-              <w:rPr>
-                <w:color w:val="1C3A36"/>
-                <w:sz w:val="18"/>
-              </w:rPr>
-              <w:t>20%</w:t>
-            </w:r>
-          </w:p>
-        </w:tc>
-        <w:tc>
-          <w:tcPr>
-            <w:tcW w:type="dxa" w:w="2016"/>
-          </w:tcPr>
-          <w:p>
-            <w:pPr>
-              <w:spacing w:after="20"/>
-              <w:jc w:val="right"/>
-            </w:pPr>
-            <w:r>
-              <w:rPr>
-                <w:color w:val="1C3A36"/>
-                <w:sz w:val="18"/>
-              </w:rPr>
-              <w:t>3.18</w:t>
+                <w:sz w:val="17"/>
+              </w:rPr>
+              <w:t>− Impairment charge / avg assets</w:t>
+            </w:r>
+          </w:p>
+        </w:tc>
+        <w:tc>
+          <w:tcPr>
+            <w:tcW w:type="dxa" w:w="1656"/>
+          </w:tcPr>
+          <w:p>
+            <w:pPr>
+              <w:spacing w:after="20"/>
+              <w:jc w:val="right"/>
+            </w:pPr>
+            <w:r>
+              <w:rPr>
+                <w:color w:val="1C3A36"/>
+                <w:sz w:val="17"/>
+              </w:rPr>
+              <w:t>(0.29%)</w:t>
+            </w:r>
+          </w:p>
+        </w:tc>
+        <w:tc>
+          <w:tcPr>
+            <w:tcW w:type="dxa" w:w="1656"/>
+          </w:tcPr>
+          <w:p>
+            <w:pPr>
+              <w:spacing w:after="20"/>
+              <w:jc w:val="right"/>
+            </w:pPr>
+            <w:r>
+              <w:rPr>
+                <w:color w:val="1C3A36"/>
+                <w:sz w:val="17"/>
+              </w:rPr>
+              <w:t>(0.24%)</w:t>
             </w:r>
           </w:p>
         </w:tc>
@@ -8050,7 +8628,7 @@
       <w:tr>
         <w:tc>
           <w:tcPr>
-            <w:tcW w:type="dxa" w:w="2880"/>
+            <w:tcW w:type="dxa" w:w="4176"/>
           </w:tcPr>
           <w:p>
             <w:pPr>
@@ -8060,63 +8638,45 @@
               <w:rPr>
                 <w:b/>
                 <w:color w:val="1C3A36"/>
-                <w:sz w:val="18"/>
-              </w:rPr>
-              <w:t>Normalized value (through-cycle)</w:t>
-            </w:r>
-          </w:p>
-        </w:tc>
-        <w:tc>
-          <w:tcPr>
-            <w:tcW w:type="dxa" w:w="1872"/>
-          </w:tcPr>
-          <w:p>
-            <w:pPr>
-              <w:spacing w:after="20"/>
-              <w:jc w:val="right"/>
-            </w:pPr>
-            <w:r>
-              <w:rPr>
-                <w:color w:val="1C3A36"/>
-                <w:sz w:val="18"/>
-              </w:rPr>
-              <w:t>14.3</w:t>
-            </w:r>
-          </w:p>
-        </w:tc>
-        <w:tc>
-          <w:tcPr>
-            <w:tcW w:type="dxa" w:w="1440"/>
-          </w:tcPr>
-          <w:p>
-            <w:pPr>
-              <w:spacing w:after="20"/>
-              <w:jc w:val="right"/>
-            </w:pPr>
-            <w:r>
-              <w:rPr>
-                <w:color w:val="1C3A36"/>
-                <w:sz w:val="18"/>
-              </w:rPr>
-              <w:t>15%</w:t>
-            </w:r>
-          </w:p>
-        </w:tc>
-        <w:tc>
-          <w:tcPr>
-            <w:tcW w:type="dxa" w:w="2016"/>
-          </w:tcPr>
-          <w:p>
-            <w:pPr>
-              <w:spacing w:after="20"/>
-              <w:jc w:val="right"/>
-            </w:pPr>
-            <w:r>
-              <w:rPr>
-                <w:color w:val="1C3A36"/>
-                <w:sz w:val="18"/>
-              </w:rPr>
-              <w:t>2.15</w:t>
+                <w:sz w:val="17"/>
+              </w:rPr>
+              <w:t>− Tax / avg assets</w:t>
+            </w:r>
+          </w:p>
+        </w:tc>
+        <w:tc>
+          <w:tcPr>
+            <w:tcW w:type="dxa" w:w="1656"/>
+          </w:tcPr>
+          <w:p>
+            <w:pPr>
+              <w:spacing w:after="20"/>
+              <w:jc w:val="right"/>
+            </w:pPr>
+            <w:r>
+              <w:rPr>
+                <w:color w:val="1C3A36"/>
+                <w:sz w:val="17"/>
+              </w:rPr>
+              <w:t>(0.20%)</w:t>
+            </w:r>
+          </w:p>
+        </w:tc>
+        <w:tc>
+          <w:tcPr>
+            <w:tcW w:type="dxa" w:w="1656"/>
+          </w:tcPr>
+          <w:p>
+            <w:pPr>
+              <w:spacing w:after="20"/>
+              <w:jc w:val="right"/>
+            </w:pPr>
+            <w:r>
+              <w:rPr>
+                <w:color w:val="1C3A36"/>
+                <w:sz w:val="17"/>
+              </w:rPr>
+              <w:t>(0.29%)</w:t>
             </w:r>
           </w:p>
         </w:tc>
@@ -8124,7 +8684,7 @@
       <w:tr>
         <w:tc>
           <w:tcPr>
-            <w:tcW w:type="dxa" w:w="2880"/>
+            <w:tcW w:type="dxa" w:w="4176"/>
             <w:shd w:val="clear" w:color="auto" w:fill="F6F1E6"/>
           </w:tcPr>
           <w:p>
@@ -8135,15 +8695,15 @@
               <w:rPr>
                 <w:b/>
                 <w:color w:val="1C3A36"/>
-                <w:sz w:val="18"/>
-              </w:rPr>
-              <w:t>Weighted central</w:t>
-            </w:r>
-          </w:p>
-        </w:tc>
-        <w:tc>
-          <w:tcPr>
-            <w:tcW w:type="dxa" w:w="1872"/>
+                <w:sz w:val="17"/>
+              </w:rPr>
+              <w:t>= Return on average assets (RoAA)</w:t>
+            </w:r>
+          </w:p>
+        </w:tc>
+        <w:tc>
+          <w:tcPr>
+            <w:tcW w:type="dxa" w:w="1656"/>
             <w:shd w:val="clear" w:color="auto" w:fill="F6F1E6"/>
           </w:tcPr>
           <w:p>
@@ -8155,14 +8715,15 @@
               <w:rPr>
                 <w:b/>
                 <w:color w:val="1C3A36"/>
-                <w:sz w:val="18"/>
-              </w:rPr>
-            </w:r>
-          </w:p>
-        </w:tc>
-        <w:tc>
-          <w:tcPr>
-            <w:tcW w:type="dxa" w:w="1440"/>
+                <w:sz w:val="17"/>
+              </w:rPr>
+              <w:t>1.65%</w:t>
+            </w:r>
+          </w:p>
+        </w:tc>
+        <w:tc>
+          <w:tcPr>
+            <w:tcW w:type="dxa" w:w="1656"/>
             <w:shd w:val="clear" w:color="auto" w:fill="F6F1E6"/>
           </w:tcPr>
           <w:p>
@@ -8174,28 +8735,126 @@
               <w:rPr>
                 <w:b/>
                 <w:color w:val="1C3A36"/>
-                <w:sz w:val="18"/>
-              </w:rPr>
-            </w:r>
-          </w:p>
-        </w:tc>
-        <w:tc>
-          <w:tcPr>
-            <w:tcW w:type="dxa" w:w="2016"/>
+                <w:sz w:val="17"/>
+              </w:rPr>
+              <w:t>1.65%</w:t>
+            </w:r>
+          </w:p>
+        </w:tc>
+      </w:tr>
+      <w:tr>
+        <w:tc>
+          <w:tcPr>
+            <w:tcW w:type="dxa" w:w="4176"/>
+          </w:tcPr>
+          <w:p>
+            <w:pPr>
+              <w:spacing w:after="20"/>
+            </w:pPr>
+            <w:r>
+              <w:rPr>
+                <w:b/>
+                <w:color w:val="1C3A36"/>
+                <w:sz w:val="17"/>
+              </w:rPr>
+              <w:t>× Equity multiplier (avg assets / avg common equity)</w:t>
+            </w:r>
+          </w:p>
+        </w:tc>
+        <w:tc>
+          <w:tcPr>
+            <w:tcW w:type="dxa" w:w="1656"/>
+          </w:tcPr>
+          <w:p>
+            <w:pPr>
+              <w:spacing w:after="20"/>
+              <w:jc w:val="right"/>
+            </w:pPr>
+            <w:r>
+              <w:rPr>
+                <w:color w:val="1C3A36"/>
+                <w:sz w:val="17"/>
+              </w:rPr>
+              <w:t>10.09×</w:t>
+            </w:r>
+          </w:p>
+        </w:tc>
+        <w:tc>
+          <w:tcPr>
+            <w:tcW w:type="dxa" w:w="1656"/>
+          </w:tcPr>
+          <w:p>
+            <w:pPr>
+              <w:spacing w:after="20"/>
+              <w:jc w:val="right"/>
+            </w:pPr>
+            <w:r>
+              <w:rPr>
+                <w:color w:val="1C3A36"/>
+                <w:sz w:val="17"/>
+              </w:rPr>
+              <w:t>9.91×</w:t>
+            </w:r>
+          </w:p>
+        </w:tc>
+      </w:tr>
+      <w:tr>
+        <w:tc>
+          <w:tcPr>
+            <w:tcW w:type="dxa" w:w="4176"/>
             <w:shd w:val="clear" w:color="auto" w:fill="F6F1E6"/>
           </w:tcPr>
           <w:p>
             <w:pPr>
               <w:spacing w:after="20"/>
-              <w:jc w:val="right"/>
             </w:pPr>
             <w:r>
               <w:rPr>
                 <w:b/>
                 <w:color w:val="1C3A36"/>
-                <w:sz w:val="18"/>
-              </w:rPr>
-              <w:t>19.7</w:t>
+                <w:sz w:val="17"/>
+              </w:rPr>
+              <w:t>= Return on average equity (ROE)</w:t>
+            </w:r>
+          </w:p>
+        </w:tc>
+        <w:tc>
+          <w:tcPr>
+            <w:tcW w:type="dxa" w:w="1656"/>
+            <w:shd w:val="clear" w:color="auto" w:fill="F6F1E6"/>
+          </w:tcPr>
+          <w:p>
+            <w:pPr>
+              <w:spacing w:after="20"/>
+              <w:jc w:val="right"/>
+            </w:pPr>
+            <w:r>
+              <w:rPr>
+                <w:b/>
+                <w:color w:val="1C3A36"/>
+                <w:sz w:val="17"/>
+              </w:rPr>
+              <w:t>16.6%</w:t>
+            </w:r>
+          </w:p>
+        </w:tc>
+        <w:tc>
+          <w:tcPr>
+            <w:tcW w:type="dxa" w:w="1656"/>
+            <w:shd w:val="clear" w:color="auto" w:fill="F6F1E6"/>
+          </w:tcPr>
+          <w:p>
+            <w:pPr>
+              <w:spacing w:after="20"/>
+              <w:jc w:val="right"/>
+            </w:pPr>
+            <w:r>
+              <w:rPr>
+                <w:b/>
+                <w:color w:val="1C3A36"/>
+                <w:sz w:val="17"/>
+              </w:rPr>
+              <w:t>16.4%</w:t>
             </w:r>
           </w:p>
         </w:tc>
@@ -8205,60 +8864,6 @@
       <w:pPr>
         <w:spacing w:after="40"/>
       </w:pPr>
-    </w:p>
-    <w:p>
-      <w:pPr>
-        <w:spacing w:after="120" w:before="0"/>
-      </w:pPr>
-      <w:r>
-        <w:rPr>
-          <w:b w:val="0"/>
-          <w:i w:val="0"/>
-          <w:color w:val="1C3A36"/>
-          <w:sz w:val="21"/>
-        </w:rPr>
-        <w:t>The DCF family (21–23) and the market family (11–16) do not overlap — so they are not blended into a single point estimate dressed up as precision. The weighted central of AED 19.7 is a probability-weighted statement across regimes: it says the strategy-delivery world is more likely than the priced-in world, not that the truth lies politely in between.</w:t>
-      </w:r>
-    </w:p>
-    <w:p>
-      <w:pPr>
-        <w:spacing w:after="40"/>
-        <w:jc w:val="center"/>
-      </w:pPr>
-      <w:r>
-        <w:drawing>
-          <wp:inline xmlns:a="http://schemas.openxmlformats.org/drawingml/2006/main" xmlns:pic="http://schemas.openxmlformats.org/drawingml/2006/picture">
-            <wp:extent cx="6217920" cy="2426506"/>
-            <wp:docPr id="4" name="Picture 4"/>
-            <wp:cNvGraphicFramePr>
-              <a:graphicFrameLocks noChangeAspect="1"/>
-            </wp:cNvGraphicFramePr>
-            <a:graphic>
-              <a:graphicData uri="http://schemas.openxmlformats.org/drawingml/2006/picture">
-                <pic:pic>
-                  <pic:nvPicPr>
-                    <pic:cNvPr id="0" name="fig9_field.png"/>
-                    <pic:cNvPicPr/>
-                  </pic:nvPicPr>
-                  <pic:blipFill>
-                    <a:blip r:embed="rId12"/>
-                    <a:stretch>
-                      <a:fillRect/>
-                    </a:stretch>
-                  </pic:blipFill>
-                  <pic:spPr>
-                    <a:xfrm>
-                      <a:off x="0" y="0"/>
-                      <a:ext cx="6217920" cy="2426506"/>
-                    </a:xfrm>
-                    <a:prstGeom prst="rect"/>
-                  </pic:spPr>
-                </pic:pic>
-              </a:graphicData>
-            </a:graphic>
-          </wp:inline>
-        </w:drawing>
-      </w:r>
     </w:p>
     <w:p>
       <w:pPr>
@@ -8271,7 +8876,7 @@
           <w:color w:val="6E7B77"/>
           <w:sz w:val="17"/>
         </w:rPr>
-        <w:t>Figure 9 — Five lenses versus spot. The gold span marks the full lens range; the dashed line is the weighted central (AED 19.7); spot in red. The relative lens sitting on top of spot is the market saying "prove it."</w:t>
+        <w:t>Full year-by-year DuPont build (FY26E–FY30E) is live in the companion Excel’s Driver Build sheet.</w:t>
       </w:r>
     </w:p>
     <w:p>
@@ -8325,7 +8930,7 @@
           <w:color w:val="1C3A36"/>
           <w:sz w:val="21"/>
         </w:rPr>
-        <w:t>If growth runs at the top of guidance for longer, either the payout glide steepens (DDM value falls toward AED 19) or CET1 approaches the floor faster (FCFE value falls); if growth disappoints, dividends are safer but the AED 20bn target slips past 2030. The promises are jointly affordable only on the narrow path §1.6 draws — which is exactly why the model draws it.</w:t>
+        <w:t>If growth runs at the top of guidance for longer, either the payout glide steepens (DDM value falls toward AED 19) or CET1 approaches the floor faster (FCFE value falls); if growth disappoints, dividends are safer but the AED 20bn target slips past 2030. The promises are jointly affordable only on the narrow path §1.7 draws — which is exactly why the model draws it.</w:t>
       </w:r>
     </w:p>
     <w:p>
@@ -10044,7 +10649,7 @@
           <w:color w:val="1C3A36"/>
           <w:sz w:val="30"/>
         </w:rPr>
-        <w:t>2. Technical &amp; positioning read</w:t>
+        <w:t>§2  Technical and price structure</w:t>
       </w:r>
     </w:p>
     <w:p>
@@ -10497,7 +11102,7 @@
           <w:color w:val="1C3A36"/>
           <w:sz w:val="30"/>
         </w:rPr>
-        <w:t>3. Monte Carlo — the 3-month distribution</w:t>
+        <w:t>§3  Monte Carlo</w:t>
       </w:r>
     </w:p>
     <w:p>
@@ -11986,7 +12591,7 @@
           <w:color w:val="1C3A36"/>
           <w:sz w:val="21"/>
         </w:rPr>
-        <w:t>AED mn unless noted. History from ADCB’s results releases; FY24 opex/impairment and FY23 balance-sheet lines derived to disclosed totals (flagged); forecast lines follow the driver build in §1.6. FY23 is shown both ways — as reported (including the AED 490mn gain on the 80% sale of ADCP, and before UAE corporate tax) and excluding that one-off — so the underlying trend is not distorted by a single transaction.</w:t>
+        <w:t>AED mn unless noted. History from ADCB’s results releases; FY24 opex/impairment and FY23 balance-sheet lines derived to disclosed totals (flagged); forecast lines follow the driver build in §1.7. FY23 is shown both ways — as reported (including the AED 490mn gain on the 80% sale of ADCP, and before UAE corporate tax) and excluding that one-off — so the underlying trend is not distorted by a single transaction.</w:t>
       </w:r>
     </w:p>
     <w:tbl>
@@ -16579,7 +17184,7 @@
                 <w:color w:val="1C3A36"/>
                 <w:sz w:val="15"/>
               </w:rPr>
-              <w:t>Fed 3.50-3.75% held Jan/Mar/Jun-2026; CBUAE Base Rate 3.65% via AED-USD peg; market prices further cuts; three benchmark cuts since Sep-2025 already in NIM — CBUAE press release 18-Mar-2026; US Federal Reserve rate decisions, 2026-06-18</w:t>
+              <w:t>Fed 3.50-3.75% held Jan/Mar/Jun-2026; CBUAE Base Rate 3.65% via AED-USD peg (confirmed again 17-Jun-2026, post-Fed hold); market prices further cuts; three benchmark cuts since Sep-2025 already in NIM — CBUAE press release 17-Jun-2026 (latest; supersedes the 18-Mar-2026 release also on file) + Fed schedule, 2026-07-10</w:t>
             </w:r>
           </w:p>
         </w:tc>
@@ -18558,7 +19163,7 @@
           <w:color w:val="1C3A36"/>
           <w:sz w:val="21"/>
         </w:rPr>
-        <w:t>To stress the conclusion from three directions, we set out three independent analyses of the same bank — each using a genuinely different valuation method, each showing its working step by step, and each stating the single fact that would prove it wrong. They are labelled Expert 1, 2 and 3. Where they disagree is not a flaw; it maps precisely onto the study’s central tension — how much of ADCB’s five-year plan a buyer should pay for before it has been delivered.</w:t>
+        <w:t>Every Testahil study closes with a panel of standing expert personas, cast from the house Expert Persona Library rather than invented for the occasion, so each accumulates a track record across studies and a quarterly update is a re-run, not a re-training. For a bank we cast the bank trio the library specifies — Capital-&amp;-returns, Credit-cycle and Macro-Policy — labelled Expert 1 / 2 / 3, each using a genuinely different valuation method, each showing its working step by step, and each stating the single fact that would prove it wrong. Where they disagree is not a flaw; it maps precisely onto the study’s central tension — how much of ADCB’s five-year plan a buyer should pay for before it has been delivered, and how much of its recent asset quality survives a real credit cycle.</w:t>
       </w:r>
     </w:p>
     <w:p>
@@ -18926,7 +19531,7 @@
           <w:color w:val="1C3A36"/>
           <w:sz w:val="24"/>
         </w:rPr>
-        <w:t>Expert 2 — the capital-equation analyst</w:t>
+        <w:t>Expert 2 — the credit-cycle skeptic</w:t>
       </w:r>
     </w:p>
     <w:p>
@@ -18940,7 +19545,7 @@
           <w:color w:val="1C3A36"/>
           <w:sz w:val="21"/>
         </w:rPr>
-        <w:t>The argument. A bank’s growth is rationed by its capital, not its ambition. Every dirham of new lending consumes equity; a bank can only self-fund the growth its retained earnings support. So the real question is whether ADCB’s promises — grow loans above 16%, keep the capital ratio above 12%, and pay out roughly AED 25bn of dividends — are jointly affordable, or whether one of them is fiction. Value what the capital math actually permits.</w:t>
+        <w:t>The argument. Reported book value, and every lens built on it, is only as real as the loan book behind it. ADCB’s asset quality today — NPL 1.76%, coverage 151.8%, cost of risk running at 41bp against a &lt;60bp guide — is genuinely strong, but it is a peacetime-adjacent, low-rate-cycle reading, not a through-cycle one. A credit-cycle analyst does not price the bank on the credit costs it is booking now; she prices it on what it would book in a real downturn, then asks what is left.</w:t>
       </w:r>
     </w:p>
     <w:p>
@@ -18954,7 +19559,7 @@
           <w:color w:val="1C3A36"/>
           <w:sz w:val="21"/>
         </w:rPr>
-        <w:t>The working. The most a bank can grow its risk-weighted assets without raising new equity is (return on equity × the share of profit retained) ÷ the capital ratio. For ADCB: (16% × 62% retained) ÷ 13.5% ≈ 7.3% a year. Yet the plan needs risk-weighted assets to grow around 13% — so the strategy deliberately runs down the buffer the December rights issue created. That is precisely what the buffer is for, but it means there is no room for the payout also to rise faster than earnings. Re-running the equity DCF under a deliberately harsher capital path — letting the ratio fall to 12.25% by FY29 and capping the payout at 35% — cuts free cash flow to equity by about 8% and prices the equity near AED 21.4.</w:t>
+        <w:t>The working. Take the FY26E–30E loan book from the driver build and reprice the impairment line at a genuinely stressed, through-cycle cost of risk — 110bp on average loans, roughly the UAE system’s own 2020 downturn experience, versus the model’s base-case glide of 51bp down to 43bp. Holding loan growth, the NIM path and the payout ratio unchanged, that stress cuts net profit by AED 2.4–4.1bn a year — an average of 19% of NPAT across FY26–30 — because the extra provisioning flows straight through pre-tax income with only a partial tax shield. Repricing the two cash-flow lenses off that stressed earnings stream (holding Ke and the capital schedule fixed) pulls the DDM to about AED 17.2 and the equity DCF to about AED 19.0.</w:t>
       </w:r>
     </w:p>
     <w:tbl>
@@ -18998,7 +19603,7 @@
                 <w:color w:val="1C3A36"/>
                 <w:sz w:val="18"/>
               </w:rPr>
-              <w:t>Expert 2 — the affordability test</w:t>
+              <w:t>Expert 2 — the through-cycle stress test</w:t>
             </w:r>
           </w:p>
         </w:tc>
@@ -19036,7 +19641,7 @@
                 <w:color w:val="1C3A36"/>
                 <w:sz w:val="18"/>
               </w:rPr>
-              <w:t>Self-funded RWA growth = ROE × retention ÷ CET1</w:t>
+              <w:t>Base-case cost of risk (FY26E → FY30E)</w:t>
             </w:r>
           </w:p>
         </w:tc>
@@ -19054,7 +19659,7 @@
                 <w:color w:val="1C3A36"/>
                 <w:sz w:val="18"/>
               </w:rPr>
-              <w:t>≈ 7.3%/yr</w:t>
+              <w:t>51bp → 43bp on avg loans</w:t>
             </w:r>
           </w:p>
         </w:tc>
@@ -19074,7 +19679,7 @@
                 <w:color w:val="1C3A36"/>
                 <w:sz w:val="18"/>
               </w:rPr>
-              <w:t>RWA growth the plan requires</w:t>
+              <w:t>Stressed through-cycle cost of risk</w:t>
             </w:r>
           </w:p>
         </w:tc>
@@ -19092,7 +19697,7 @@
                 <w:color w:val="1C3A36"/>
                 <w:sz w:val="18"/>
               </w:rPr>
-              <w:t>≈ 13%/yr</w:t>
+              <w:t>110bp (~2020 UAE-system downturn)</w:t>
             </w:r>
           </w:p>
         </w:tc>
@@ -19112,7 +19717,7 @@
                 <w:color w:val="1C3A36"/>
                 <w:sz w:val="18"/>
               </w:rPr>
-              <w:t>Implication</w:t>
+              <w:t>Average NPAT cut under the stress</w:t>
             </w:r>
           </w:p>
         </w:tc>
@@ -19130,7 +19735,7 @@
                 <w:color w:val="1C3A36"/>
                 <w:sz w:val="18"/>
               </w:rPr>
-              <w:t>Rights buffer is consumed by design — no slack for extra payout</w:t>
+              <w:t>19% per year</w:t>
             </w:r>
           </w:p>
         </w:tc>
@@ -19150,7 +19755,7 @@
                 <w:color w:val="1C3A36"/>
                 <w:sz w:val="18"/>
               </w:rPr>
-              <w:t>Equity DCF under a harsher capital glide</w:t>
+              <w:t>DDM under stressed earnings</w:t>
             </w:r>
           </w:p>
         </w:tc>
@@ -19168,7 +19773,45 @@
                 <w:color w:val="1C3A36"/>
                 <w:sz w:val="18"/>
               </w:rPr>
-              <w:t>AED 21.4</w:t>
+              <w:t>AED ~17.2</w:t>
+            </w:r>
+          </w:p>
+        </w:tc>
+      </w:tr>
+      <w:tr>
+        <w:tc>
+          <w:tcPr>
+            <w:tcW w:type="dxa" w:w="5040"/>
+          </w:tcPr>
+          <w:p>
+            <w:pPr>
+              <w:spacing w:after="20"/>
+            </w:pPr>
+            <w:r>
+              <w:rPr>
+                <w:b/>
+                <w:color w:val="1C3A36"/>
+                <w:sz w:val="18"/>
+              </w:rPr>
+              <w:t>Equity DCF (FCFE) under stressed earnings</w:t>
+            </w:r>
+          </w:p>
+        </w:tc>
+        <w:tc>
+          <w:tcPr>
+            <w:tcW w:type="dxa" w:w="3312"/>
+          </w:tcPr>
+          <w:p>
+            <w:pPr>
+              <w:spacing w:after="20"/>
+              <w:jc w:val="right"/>
+            </w:pPr>
+            <w:r>
+              <w:rPr>
+                <w:color w:val="1C3A36"/>
+                <w:sz w:val="18"/>
+              </w:rPr>
+              <w:t>AED ~19.0</w:t>
             </w:r>
           </w:p>
         </w:tc>
@@ -19190,7 +19833,7 @@
           <w:color w:val="1C3A36"/>
           <w:sz w:val="21"/>
         </w:rPr>
-        <w:t>Verdict: AED ~21.4 — the strategy is affordable, but only just, and the market’s 1.5× book underpays for a plan that the capital math shows is real rather than rhetorical. What would prove it wrong: the capital ratio printing below 13.3% at the FY26 year-end without a matching surge in lending would mean the triangle is tighter than even this harsh case, and the dividend assumption would be untenable.</w:t>
+        <w:t>Verdict: AED ~18.1 (the mid-point of the two stressed cash-flow reads) — asset quality is genuinely strong today, and none of this is a call that a downturn is imminent, but a valuation that only survives on the current benign credit cycle is not fully priced for the cycle it will eventually face. What would prove it wrong: cost of risk staying inside the 41–55bp guided range through a full rate cycle, including whatever the war ultimately costs the loan book — in which case the stress was too harsh and the cash-flow lenses at their base-case values are the better guide.</w:t>
       </w:r>
     </w:p>
     <w:p>
@@ -19721,7 +20364,7 @@
                 <w:color w:val="1C3A36"/>
                 <w:sz w:val="17"/>
               </w:rPr>
-              <w:t>Value only the growth the capital math permits</w:t>
+              <w:t>Reprice earnings at a through-cycle cost of risk</w:t>
             </w:r>
           </w:p>
         </w:tc>
@@ -19739,7 +20382,7 @@
                 <w:color w:val="1C3A36"/>
                 <w:sz w:val="17"/>
               </w:rPr>
-              <w:t>~21.4</w:t>
+              <w:t>~18.1</w:t>
             </w:r>
           </w:p>
         </w:tc>
@@ -19757,7 +20400,7 @@
                 <w:color w:val="1C3A36"/>
                 <w:sz w:val="17"/>
               </w:rPr>
-              <w:t>Capital ratio below 13.3% at FY26 year-end, no lending surge</w:t>
+              <w:t>Cost of risk stays inside the 41–55bp guide through a full cycle</w:t>
             </w:r>
           </w:p>
         </w:tc>
@@ -19853,7 +20496,7 @@
           <w:color w:val="1C3A36"/>
           <w:sz w:val="21"/>
         </w:rPr>
-        <w:t>The three land at AED 16.6, 17.3 and 21.4, bracketing the study’s weighted central of AED 19.7 from both sides. Their disagreement is not noise — it is the single question this whole study turns on: how much of ADCB’s five-year plan should a buyer pay for today, before the bank has proven it can deliver it. Expert 2 says the plan is real and underpriced; Expert 3 says wait for proof; Expert 1 says ignore the plan and buy the dividend. The weighted central sits closest to Expert 2, tempered toward the other two.</w:t>
+        <w:t>The three land at AED 16.6, 17.3 and 18.1, all below the study’s weighted central of AED 19.7. Their disagreement is not noise — it is the single question this whole study turns on: how much of ADCB’s current run-rate should a buyer trust, before a real credit cycle or the war’s endgame has tested it. Expert 1 prices the dividend and ignores the growth story; Expert 2 prices earnings through a credit downturn the current numbers have not yet faced; Expert 3 prices the sector’s own wartime discount. All three sit below the weighted central, which gives more credit than any single expert to the five-year plan actually being delivered — precisely the bet §1.8 names as the crux.</w:t>
       </w:r>
     </w:p>
     <w:p>
